--- a/output/docx/en/BUFRCREX_TableB_en_00.docx
+++ b/output/docx/en/BUFRCREX_TableB_en_00.docx
@@ -12,7 +12,7 @@
           <w:b/>
           <w:sz w:val="22"/>
         </w:rPr>
-        <w:t>Class 00: table entries</w:t>
+        <w:t>Class 00: BUFR/CREX table entries</w:t>
       </w:r>
     </w:p>
     <w:tbl>
@@ -1017,7 +1017,7 @@
                 <w:b w:val="0"/>
                 <w:sz w:val="16"/>
               </w:rPr>
-              <w:t>Note 98: Master tables are described in Note 2 to Section 1 of the BUFR regulations (part of the regulation entitled "Specifications of octet contents").</w:t>
+              <w:t>Note B98: Master tables are described in Note 2 to Section 1 of the BUFR regulations (part of the regulation entitled "Specifications of octet contents").</w:t>
             </w:r>
           </w:p>
         </w:tc>
@@ -1402,7 +1402,7 @@
                 <w:b w:val="0"/>
                 <w:sz w:val="16"/>
               </w:rPr>
-              <w:t>Note 33: It is better to use different Class 00 descriptors for the defining and defined elements, in the same way as different descriptors correspond to pressure considered as a coordinate and pressure measured at a given point; otherwise special rules would be needed to interpret such message. Entries 0 00 010 to 0 00 012 define F, X and Y for Tables B and D; entry 0 00 030 is a descriptor used as data and provides the F, X and Y values defining a sequence for Table D entries.</w:t>
+              <w:t>Note B33: BUFR master table version numbers are described in Common Code table C-0 and Note 2 to Section 1 of BUFR regulations.</w:t>
             </w:r>
           </w:p>
         </w:tc>
@@ -1595,7 +1595,7 @@
                 <w:b w:val="0"/>
                 <w:sz w:val="16"/>
               </w:rPr>
-              <w:t>Note 40: Non-surface levels on the model’s native vertical coordinate are transposed to pressure coordinate. This makes the levels more readily intelligible for human interpretation and easier to use by generic display applications. The levels may correspond exactly to native model levels, or be interpolated between model levels to pressure levels chosen by the generating centre.</w:t>
+              <w:t>Note B40: CREX master table version numbers are described in Common Code table C-0.</w:t>
             </w:r>
           </w:p>
         </w:tc>
@@ -1788,7 +1788,7 @@
                 <w:b w:val="0"/>
                 <w:sz w:val="16"/>
               </w:rPr>
-              <w:t>Note 76: Within 3 07 045, 3 07 048 and 3 07 053, wind speed shall be reported in the same units as in the original TAC data and: 0 11 083 shall be set to missing, if wind speed is reported in knots or m s-1 in TAC data, 0 11 084 shall be set to missing, if wind speed is reported in km h-1 or m s-1 in TAC data.</w:t>
+              <w:t>Note B76: For local table version number, see last part of Note 2 to Section 1 of BUFR regulations.</w:t>
             </w:r>
           </w:p>
         </w:tc>
@@ -4874,7 +4874,7 @@
           <w:i/>
           <w:sz w:val="14"/>
         </w:rPr>
-        <w:t>Note 75: For CREX descriptors F = B, not 0.</w:t>
+        <w:t>Note B75: For CREX descriptors F = B, not 0.</w:t>
       </w:r>
     </w:p>
     <w:sectPr>
